--- a/core_app/uploads/template_essic.docx
+++ b/core_app/uploads/template_essic.docx
@@ -1538,58 +1538,13 @@
       </w:pPr>
       <w:r>
         <w:rPr>
-          <w:rFonts w:ascii="Times New Roman" w:cs="Times New Roman" w:hAnsi="Times New Roman" w:eastAsia="Times New Roman"/>
-          <w:outline w:val="0"/>
-          <w:color w:val="ff0000"/>
-          <w:u w:color="ff0000"/>
-          <w:rtl w:val="1"/>
-          <w14:textFill>
-            <w14:solidFill>
-              <w14:srgbClr w14:val="FF0000"/>
-            </w14:solidFill>
-          </w14:textFill>
+          <w:rFonts w:ascii="Arial Unicode MS" w:hAnsi="Arial Unicode MS"/>
+          <w:color w:val="EA3323"/>
+          <w:sz w:val="24"/>
+          <w:rtl/>
         </w:rPr>
         <w:tab/>
-      </w:r>
-      <w:r>
-        <w:rPr>
-          <w:rFonts w:ascii="Arial Unicode MS" w:cs="Times New Roman" w:hAnsi="Arial Unicode MS" w:eastAsia="Arial Unicode MS" w:hint="cs"/>
-          <w:b w:val="1"/>
-          <w:bCs w:val="1"/>
-          <w:outline w:val="0"/>
-          <w:color w:val="e93323"/>
-          <w:sz w:val="24"/>
-          <w:szCs w:val="24"/>
-          <w:u w:color="292558"/>
-          <w:rtl w:val="1"/>
-          <w:lang w:val="ar-SA" w:bidi="ar-SA"/>
-          <w14:textFill>
-            <w14:solidFill>
-              <w14:srgbClr w14:val="EA3323"/>
-            </w14:solidFill>
-          </w14:textFill>
-        </w:rPr>
-        <w:t xml:space="preserve">مدير مركز الخدمات الإلكترونية والإبداع العلمي </w:t>
-      </w:r>
-      <w:r>
-        <w:rPr>
-          <w:rFonts w:ascii="Times New Roman" w:hAnsi="Times New Roman"/>
-          <w:b w:val="1"/>
-          <w:bCs w:val="1"/>
-          <w:outline w:val="0"/>
-          <w:color w:val="e93323"/>
-          <w:sz w:val="24"/>
-          <w:szCs w:val="24"/>
-          <w:u w:color="292558"/>
-          <w:rtl w:val="1"/>
-          <w:lang w:val="ar-SA" w:bidi="ar-SA"/>
-          <w14:textFill>
-            <w14:solidFill>
-              <w14:srgbClr w14:val="EA3323"/>
-            </w14:solidFill>
-          </w14:textFill>
-        </w:rPr>
-        <w:t>(ESSIC)</w:t>
+        <w:t>مدير مركز الخدمات الإلكترونية والإبداع العلمي (ESSIC)</w:t>
       </w:r>
     </w:p>
     <w:p>
@@ -1619,6 +1574,23 @@
       </w:pPr>
       <w:r>
         <w:rPr>
+          <w:rFonts w:ascii="Arial Unicode MS" w:hAnsi="Arial Unicode MS"/>
+          <w:color w:val="EA3323"/>
+          <w:sz w:val="24"/>
+          <w:rtl/>
+        </w:rPr>
+        <w:tab/>
+        <w:t>وكيل كلية الهندسة لخدمة المجتمع و شئون البيئة</w:t>
+      </w:r>
+    </w:p>
+    <w:p>
+      <w:pPr>
+        <w:pStyle w:val="Body"/>
+        <w:bidi w:val="1"/>
+        <w:spacing w:after="0" w:line="360" w:lineRule="auto"/>
+        <w:ind w:left="0" w:right="0" w:firstLine="0"/>
+        <w:jc w:val="right"/>
+        <w:rPr>
           <w:rFonts w:ascii="Times New Roman" w:cs="Times New Roman" w:hAnsi="Times New Roman" w:eastAsia="Times New Roman"/>
           <w:b w:val="1"/>
           <w:bCs w:val="1"/>
@@ -1635,92 +1607,21 @@
             </w14:solidFill>
           </w14:textFill>
         </w:rPr>
+      </w:pPr>
+      <w:r>
+        <w:rPr>
+          <w:rFonts w:ascii="Arial Unicode MS" w:hAnsi="Arial Unicode MS"/>
+          <w:color w:val="EA3323"/>
+          <w:sz w:val="24"/>
+          <w:rtl/>
+        </w:rPr>
         <w:tab/>
         <w:tab/>
         <w:tab/>
         <w:tab/>
         <w:tab/>
         <w:tab/>
-      </w:r>
-      <w:r>
-        <w:rPr>
-          <w:rFonts w:ascii="Arial Unicode MS" w:cs="Times New Roman" w:hAnsi="Arial Unicode MS" w:eastAsia="Arial Unicode MS" w:hint="cs"/>
-          <w:b w:val="1"/>
-          <w:bCs w:val="1"/>
-          <w:outline w:val="0"/>
-          <w:color w:val="e93323"/>
-          <w:sz w:val="24"/>
-          <w:szCs w:val="24"/>
-          <w:u w:color="292558"/>
-          <w:rtl w:val="1"/>
-          <w:lang w:val="ar-SA" w:bidi="ar-SA"/>
-          <w14:textFill>
-            <w14:solidFill>
-              <w14:srgbClr w14:val="EA3323"/>
-            </w14:solidFill>
-          </w14:textFill>
-        </w:rPr>
-        <w:t xml:space="preserve"> ورئيس قسم الهندسة الطبية الحيوية </w:t>
-      </w:r>
-      <w:r>
-        <w:rPr>
-          <w:rFonts w:ascii="Times New Roman" w:hAnsi="Times New Roman" w:hint="default"/>
-          <w:b w:val="1"/>
-          <w:bCs w:val="1"/>
-          <w:outline w:val="0"/>
-          <w:color w:val="e93323"/>
-          <w:sz w:val="24"/>
-          <w:szCs w:val="24"/>
-          <w:u w:color="292558"/>
-          <w:rtl w:val="1"/>
-          <w:lang w:val="ar-SA" w:bidi="ar-SA"/>
-          <w14:textFill>
-            <w14:solidFill>
-              <w14:srgbClr w14:val="EA3323"/>
-            </w14:solidFill>
-          </w14:textFill>
-        </w:rPr>
-        <w:t xml:space="preserve">– </w:t>
-      </w:r>
-      <w:r>
-        <w:rPr>
-          <w:rFonts w:ascii="Arial Unicode MS" w:cs="Times New Roman" w:hAnsi="Arial Unicode MS" w:eastAsia="Arial Unicode MS" w:hint="cs"/>
-          <w:b w:val="1"/>
-          <w:bCs w:val="1"/>
-          <w:outline w:val="0"/>
-          <w:color w:val="e93323"/>
-          <w:sz w:val="24"/>
-          <w:szCs w:val="24"/>
-          <w:u w:color="292558"/>
-          <w:rtl w:val="1"/>
-          <w:lang w:val="ar-SA" w:bidi="ar-SA"/>
-          <w14:textFill>
-            <w14:solidFill>
-              <w14:srgbClr w14:val="EA3323"/>
-            </w14:solidFill>
-          </w14:textFill>
-        </w:rPr>
-        <w:t>كلية الهندسة</w:t>
-      </w:r>
-      <w:r>
-        <w:rPr>
-          <w:rFonts w:ascii="Times New Roman" w:hAnsi="Times New Roman"/>
-          <w:b w:val="1"/>
-          <w:bCs w:val="1"/>
-          <w:outline w:val="0"/>
-          <w:color w:val="e93323"/>
-          <w:sz w:val="24"/>
-          <w:szCs w:val="24"/>
-          <w:u w:color="292558"/>
-          <w:rtl w:val="1"/>
-          <w:lang w:val="ar-SA" w:bidi="ar-SA"/>
-          <w14:textFill>
-            <w14:solidFill>
-              <w14:srgbClr w14:val="EA3323"/>
-            </w14:solidFill>
-          </w14:textFill>
-        </w:rPr>
-        <w:t xml:space="preserve"> </w:t>
+        <w:t xml:space="preserve"> ورئيس قسم هندسة الذكاء الاصطناعى – كلية الهندسة </w:t>
         <w:tab/>
       </w:r>
     </w:p>
@@ -1737,21 +1638,10 @@
       </w:pPr>
       <w:r>
         <w:rPr>
-          <w:rFonts w:ascii="Times New Roman" w:cs="Times New Roman" w:hAnsi="Times New Roman" w:eastAsia="Times New Roman"/>
-          <w:b w:val="1"/>
-          <w:bCs w:val="1"/>
-          <w:outline w:val="0"/>
-          <w:color w:val="e93323"/>
+          <w:rFonts w:ascii="Arial Unicode MS" w:hAnsi="Arial Unicode MS"/>
+          <w:color w:val="EA3323"/>
           <w:sz w:val="24"/>
-          <w:szCs w:val="24"/>
-          <w:u w:color="292558"/>
-          <w:rtl w:val="1"/>
-          <w:lang w:val="ar-SA" w:bidi="ar-SA"/>
-          <w14:textFill>
-            <w14:solidFill>
-              <w14:srgbClr w14:val="EA3323"/>
-            </w14:solidFill>
-          </w14:textFill>
+          <w:rtl/>
         </w:rPr>
         <w:tab/>
         <w:tab/>
@@ -1759,160 +1649,7 @@
         <w:tab/>
         <w:tab/>
         <w:tab/>
-        <w:tab/>
-        <w:tab/>
-      </w:r>
-      <w:r>
-        <w:rPr>
-          <w:rFonts w:ascii="Arial Unicode MS" w:cs="Times New Roman" w:hAnsi="Arial Unicode MS" w:eastAsia="Arial Unicode MS" w:hint="cs"/>
-          <w:b w:val="1"/>
-          <w:bCs w:val="1"/>
-          <w:outline w:val="0"/>
-          <w:color w:val="e93323"/>
-          <w:sz w:val="24"/>
-          <w:szCs w:val="24"/>
-          <w:u w:color="292558"/>
-          <w:rtl w:val="1"/>
-          <w:lang w:val="ar-SA" w:bidi="ar-SA"/>
-          <w14:textFill>
-            <w14:solidFill>
-              <w14:srgbClr w14:val="EA3323"/>
-            </w14:solidFill>
-          </w14:textFill>
-        </w:rPr>
-        <w:t>الأستاذ</w:t>
-      </w:r>
-      <w:r>
-        <w:rPr>
-          <w:rFonts w:ascii="Times New Roman" w:hAnsi="Times New Roman"/>
-          <w:b w:val="1"/>
-          <w:bCs w:val="1"/>
-          <w:outline w:val="0"/>
-          <w:color w:val="e93323"/>
-          <w:sz w:val="24"/>
-          <w:szCs w:val="24"/>
-          <w:u w:color="292558"/>
-          <w:rtl w:val="1"/>
-          <w:lang w:val="ar-SA" w:bidi="ar-SA"/>
-          <w14:textFill>
-            <w14:solidFill>
-              <w14:srgbClr w14:val="EA3323"/>
-            </w14:solidFill>
-          </w14:textFill>
-        </w:rPr>
-        <w:t>(</w:t>
-      </w:r>
-      <w:r>
-        <w:rPr>
-          <w:rFonts w:ascii="Arial Unicode MS" w:cs="Times New Roman" w:hAnsi="Arial Unicode MS" w:eastAsia="Arial Unicode MS" w:hint="cs"/>
-          <w:b w:val="1"/>
-          <w:bCs w:val="1"/>
-          <w:outline w:val="0"/>
-          <w:color w:val="e93323"/>
-          <w:sz w:val="24"/>
-          <w:szCs w:val="24"/>
-          <w:u w:color="292558"/>
-          <w:rtl w:val="1"/>
-          <w:lang w:val="ar-SA" w:bidi="ar-SA"/>
-          <w14:textFill>
-            <w14:solidFill>
-              <w14:srgbClr w14:val="EA3323"/>
-            </w14:solidFill>
-          </w14:textFill>
-        </w:rPr>
-        <w:t>م</w:t>
-      </w:r>
-      <w:r>
-        <w:rPr>
-          <w:rFonts w:ascii="Times New Roman" w:hAnsi="Times New Roman"/>
-          <w:b w:val="1"/>
-          <w:bCs w:val="1"/>
-          <w:outline w:val="0"/>
-          <w:color w:val="e93323"/>
-          <w:sz w:val="24"/>
-          <w:szCs w:val="24"/>
-          <w:u w:color="292558"/>
-          <w:rtl w:val="1"/>
-          <w:lang w:val="ar-SA" w:bidi="ar-SA"/>
-          <w14:textFill>
-            <w14:solidFill>
-              <w14:srgbClr w14:val="EA3323"/>
-            </w14:solidFill>
-          </w14:textFill>
-        </w:rPr>
-        <w:t xml:space="preserve">) </w:t>
-      </w:r>
-      <w:r>
-        <w:rPr>
-          <w:rFonts w:ascii="Arial Unicode MS" w:cs="Times New Roman" w:hAnsi="Arial Unicode MS" w:eastAsia="Arial Unicode MS" w:hint="cs"/>
-          <w:b w:val="1"/>
-          <w:bCs w:val="1"/>
-          <w:outline w:val="0"/>
-          <w:color w:val="e93323"/>
-          <w:sz w:val="24"/>
-          <w:szCs w:val="24"/>
-          <w:u w:color="292558"/>
-          <w:rtl w:val="1"/>
-          <w:lang w:val="ar-SA" w:bidi="ar-SA"/>
-          <w14:textFill>
-            <w14:solidFill>
-              <w14:srgbClr w14:val="EA3323"/>
-            </w14:solidFill>
-          </w14:textFill>
-        </w:rPr>
-        <w:t>الدكتور</w:t>
-      </w:r>
-      <w:r>
-        <w:rPr>
-          <w:rFonts w:ascii="Times New Roman" w:hAnsi="Times New Roman"/>
-          <w:b w:val="1"/>
-          <w:bCs w:val="1"/>
-          <w:outline w:val="0"/>
-          <w:color w:val="e93323"/>
-          <w:sz w:val="24"/>
-          <w:szCs w:val="24"/>
-          <w:u w:color="292558"/>
-          <w:rtl w:val="1"/>
-          <w:lang w:val="ar-SA" w:bidi="ar-SA"/>
-          <w14:textFill>
-            <w14:solidFill>
-              <w14:srgbClr w14:val="EA3323"/>
-            </w14:solidFill>
-          </w14:textFill>
-        </w:rPr>
-        <w:t xml:space="preserve">/ </w:t>
-      </w:r>
-      <w:r>
-        <w:rPr>
-          <w:rFonts w:ascii="Arial Unicode MS" w:cs="Times New Roman" w:hAnsi="Arial Unicode MS" w:eastAsia="Arial Unicode MS" w:hint="cs"/>
-          <w:b w:val="1"/>
-          <w:bCs w:val="1"/>
-          <w:outline w:val="0"/>
-          <w:color w:val="e93323"/>
-          <w:sz w:val="24"/>
-          <w:szCs w:val="24"/>
-          <w:u w:color="292558"/>
-          <w:rtl w:val="1"/>
-          <w:lang w:val="ar-SA" w:bidi="ar-SA"/>
-          <w14:textFill>
-            <w14:solidFill>
-              <w14:srgbClr w14:val="EA3323"/>
-            </w14:solidFill>
-          </w14:textFill>
-        </w:rPr>
-        <w:t>محمد كمال عبد السلام</w:t>
-      </w:r>
-      <w:r>
-        <w:rPr>
-          <w:outline w:val="0"/>
-          <w:color w:val="e93323"/>
-          <w:rtl w:val="1"/>
-          <w14:textFill>
-            <w14:solidFill>
-              <w14:srgbClr w14:val="EA3323"/>
-            </w14:solidFill>
-          </w14:textFill>
-        </w:rPr>
+        <w:t>الأستاذ(م) الدكتور/ محمد كمال عبد السلام</w:t>
       </w:r>
     </w:p>
     <w:sectPr>

--- a/core_app/uploads/template_essic.docx
+++ b/core_app/uploads/template_essic.docx
@@ -1511,147 +1511,109 @@
         <w:t>،</w:t>
       </w:r>
     </w:p>
-    <w:p>
-      <w:pPr>
-        <w:pStyle w:val="Body"/>
-        <w:bidi w:val="1"/>
-        <w:spacing w:after="0" w:line="360" w:lineRule="auto"/>
-        <w:ind w:left="0" w:right="0" w:firstLine="0"/>
-        <w:jc w:val="right"/>
-        <w:rPr>
-          <w:rFonts w:ascii="Times New Roman" w:cs="Times New Roman" w:hAnsi="Times New Roman" w:eastAsia="Times New Roman"/>
-          <w:b w:val="1"/>
-          <w:bCs w:val="1"/>
-          <w:outline w:val="0"/>
-          <w:color w:val="e93323"/>
-          <w:sz w:val="24"/>
-          <w:szCs w:val="24"/>
-          <w:u w:color="292558"/>
-          <w:rtl w:val="1"/>
-          <w:lang w:val="ar-SA" w:bidi="ar-SA"/>
-          <w14:textFill>
-            <w14:solidFill>
-              <w14:srgbClr w14:val="EA3323"/>
-            </w14:solidFill>
-          </w14:textFill>
-        </w:rPr>
-      </w:pPr>
-      <w:r>
-        <w:rPr>
-          <w:rFonts w:ascii="Arial Unicode MS" w:hAnsi="Arial Unicode MS"/>
-          <w:color w:val="EA3323"/>
-          <w:sz w:val="24"/>
-          <w:rtl/>
-        </w:rPr>
-        <w:tab/>
-        <w:t>مدير مركز الخدمات الإلكترونية والإبداع العلمي (ESSIC)</w:t>
-      </w:r>
-    </w:p>
-    <w:p>
-      <w:pPr>
-        <w:pStyle w:val="Body"/>
-        <w:bidi w:val="1"/>
-        <w:spacing w:after="0" w:line="360" w:lineRule="auto"/>
-        <w:ind w:left="0" w:right="0" w:firstLine="0"/>
-        <w:jc w:val="right"/>
-        <w:rPr>
-          <w:rFonts w:ascii="Times New Roman" w:cs="Times New Roman" w:hAnsi="Times New Roman" w:eastAsia="Times New Roman"/>
-          <w:b w:val="1"/>
-          <w:bCs w:val="1"/>
-          <w:outline w:val="0"/>
-          <w:color w:val="e93323"/>
-          <w:sz w:val="24"/>
-          <w:szCs w:val="24"/>
-          <w:u w:color="292558"/>
-          <w:rtl w:val="1"/>
-          <w:lang w:val="ar-SA" w:bidi="ar-SA"/>
-          <w14:textFill>
-            <w14:solidFill>
-              <w14:srgbClr w14:val="EA3323"/>
-            </w14:solidFill>
-          </w14:textFill>
-        </w:rPr>
-      </w:pPr>
-      <w:r>
-        <w:rPr>
-          <w:rFonts w:ascii="Arial Unicode MS" w:hAnsi="Arial Unicode MS"/>
-          <w:color w:val="EA3323"/>
-          <w:sz w:val="24"/>
-          <w:rtl/>
-        </w:rPr>
-        <w:tab/>
-        <w:t>وكيل كلية الهندسة لخدمة المجتمع و شئون البيئة</w:t>
-      </w:r>
-    </w:p>
-    <w:p>
-      <w:pPr>
-        <w:pStyle w:val="Body"/>
-        <w:bidi w:val="1"/>
-        <w:spacing w:after="0" w:line="360" w:lineRule="auto"/>
-        <w:ind w:left="0" w:right="0" w:firstLine="0"/>
-        <w:jc w:val="right"/>
-        <w:rPr>
-          <w:rFonts w:ascii="Times New Roman" w:cs="Times New Roman" w:hAnsi="Times New Roman" w:eastAsia="Times New Roman"/>
-          <w:b w:val="1"/>
-          <w:bCs w:val="1"/>
-          <w:outline w:val="0"/>
-          <w:color w:val="e93323"/>
-          <w:sz w:val="24"/>
-          <w:szCs w:val="24"/>
-          <w:u w:color="292558"/>
-          <w:rtl w:val="1"/>
-          <w:lang w:val="ar-SA" w:bidi="ar-SA"/>
-          <w14:textFill>
-            <w14:solidFill>
-              <w14:srgbClr w14:val="EA3323"/>
-            </w14:solidFill>
-          </w14:textFill>
-        </w:rPr>
-      </w:pPr>
-      <w:r>
-        <w:rPr>
-          <w:rFonts w:ascii="Arial Unicode MS" w:hAnsi="Arial Unicode MS"/>
-          <w:color w:val="EA3323"/>
-          <w:sz w:val="24"/>
-          <w:rtl/>
-        </w:rPr>
-        <w:tab/>
-        <w:tab/>
-        <w:tab/>
-        <w:tab/>
-        <w:tab/>
-        <w:tab/>
-        <w:t xml:space="preserve"> ورئيس قسم هندسة الذكاء الاصطناعى – كلية الهندسة </w:t>
-        <w:tab/>
-      </w:r>
-    </w:p>
-    <w:p>
-      <w:pPr>
-        <w:pStyle w:val="Body"/>
-        <w:bidi w:val="1"/>
-        <w:spacing w:after="0" w:line="360" w:lineRule="auto"/>
-        <w:ind w:left="0" w:right="0" w:firstLine="0"/>
-        <w:jc w:val="center"/>
-        <w:rPr>
-          <w:rtl w:val="1"/>
-        </w:rPr>
-      </w:pPr>
-      <w:r>
-        <w:rPr>
-          <w:rFonts w:ascii="Arial Unicode MS" w:hAnsi="Arial Unicode MS"/>
-          <w:color w:val="EA3323"/>
-          <w:sz w:val="24"/>
-          <w:rtl/>
-        </w:rPr>
-        <w:tab/>
-        <w:tab/>
-        <w:tab/>
-        <w:tab/>
-        <w:tab/>
-        <w:tab/>
-        <w:t>الأستاذ(م) الدكتور/ محمد كمال عبد السلام</w:t>
-      </w:r>
-    </w:p>
+    <w:tbl>
+      <w:tblPr>
+        <w:tblW w:type="auto" w:w="0"/>
+        <w:tblLook w:firstColumn="1" w:firstRow="1" w:lastColumn="0" w:lastRow="0" w:noHBand="0" w:noVBand="1" w:val="04A0"/>
+        <w:tblBorders>
+          <w:top w:val="none"/>
+          <w:left w:val="none"/>
+          <w:bottom w:val="none"/>
+          <w:right w:val="none"/>
+          <w:insideH w:val="none"/>
+          <w:insideV w:val="none"/>
+        </w:tblBorders>
+        <w:bidiVisual/>
+      </w:tblPr>
+      <w:tblGrid>
+        <w:gridCol w:w="4816"/>
+        <w:gridCol w:w="4816"/>
+      </w:tblGrid>
+      <w:tr>
+        <w:tc>
+          <w:tcPr>
+            <w:tcW w:type="dxa" w:w="4032"/>
+          </w:tcPr>
+          <w:p>
+            <w:r/>
+          </w:p>
+        </w:tc>
+        <w:tc>
+          <w:tcPr>
+            <w:tcW w:type="dxa" w:w="4896"/>
+          </w:tcPr>
+          <w:p>
+            <w:pPr>
+              <w:spacing w:before="0" w:after="40" w:line="276" w:lineRule="auto"/>
+              <w:jc w:val="center"/>
+              <w:bidi w:val="1"/>
+            </w:pPr>
+            <w:r/>
+            <w:r>
+              <w:rPr>
+                <w:rFonts w:ascii="Arial Unicode MS" w:hAnsi="Arial Unicode MS"/>
+                <w:color w:val="EA3323"/>
+                <w:sz w:val="22"/>
+                <w:rtl w:val="1"/>
+                <w:lang w:bidi="ar-SA"/>
+              </w:rPr>
+              <w:t>مدير مركز الخدمات الإلكترونية والإبداع العلمي (ESSIC)</w:t>
+            </w:r>
+          </w:p>
+          <w:p>
+            <w:pPr>
+              <w:spacing w:before="0" w:after="40" w:line="276" w:lineRule="auto"/>
+              <w:jc w:val="center"/>
+              <w:bidi w:val="1"/>
+            </w:pPr>
+            <w:r>
+              <w:rPr>
+                <w:rFonts w:ascii="Arial Unicode MS" w:hAnsi="Arial Unicode MS"/>
+                <w:color w:val="EA3323"/>
+                <w:sz w:val="22"/>
+                <w:rtl w:val="1"/>
+                <w:lang w:bidi="ar-SA"/>
+              </w:rPr>
+              <w:t>وكيل كلية الهندسة لخدمة المجتمع و شئون البيئة</w:t>
+            </w:r>
+          </w:p>
+          <w:p>
+            <w:pPr>
+              <w:spacing w:before="0" w:after="40" w:line="276" w:lineRule="auto"/>
+              <w:jc w:val="center"/>
+              <w:bidi w:val="1"/>
+            </w:pPr>
+            <w:r>
+              <w:rPr>
+                <w:rFonts w:ascii="Arial Unicode MS" w:hAnsi="Arial Unicode MS"/>
+                <w:color w:val="EA3323"/>
+                <w:sz w:val="22"/>
+                <w:rtl w:val="1"/>
+                <w:lang w:bidi="ar-SA"/>
+              </w:rPr>
+              <w:t>ورئيس قسم هندسة الذكاء الاصطناعى – كلية الهندسة</w:t>
+            </w:r>
+          </w:p>
+          <w:p>
+            <w:pPr>
+              <w:spacing w:before="0" w:after="40" w:line="276" w:lineRule="auto"/>
+              <w:jc w:val="center"/>
+              <w:bidi w:val="1"/>
+            </w:pPr>
+            <w:r>
+              <w:rPr>
+                <w:rFonts w:ascii="Arial Unicode MS" w:hAnsi="Arial Unicode MS"/>
+                <w:color w:val="EA3323"/>
+                <w:sz w:val="22"/>
+                <w:rtl w:val="1"/>
+                <w:lang w:bidi="ar-SA"/>
+              </w:rPr>
+              <w:t>الأستاذ(م) الدكتور/ محمد كمال عبد السلام</w:t>
+            </w:r>
+          </w:p>
+        </w:tc>
+      </w:tr>
+    </w:tbl>
     <w:sectPr>
       <w:headerReference w:type="default" r:id="rId6"/>
       <w:footerReference w:type="default" r:id="rId7"/>
